--- a/CTY TNHH MTV CHANG HONG/changhong_dieu-le-tnhh-1tv-ca-nhan.docx
+++ b/CTY TNHH MTV CHANG HONG/changhong_dieu-le-tnhh-1tv-ca-nhan.docx
@@ -1,6 +1,6 @@
 
 <file path=word/document.xml><?xml version="1.0" encoding="utf-8"?>
-<w:document xmlns:wpc="http://schemas.microsoft.com/office/word/2010/wordprocessingCanvas" xmlns:cx="http://schemas.microsoft.com/office/drawing/2014/chartex" xmlns:mc="http://schemas.openxmlformats.org/markup-compatibility/2006" xmlns:o="urn:schemas-microsoft-com:office:office" xmlns:r="http://schemas.openxmlformats.org/officeDocument/2006/relationships" xmlns:m="http://schemas.openxmlformats.org/officeDocument/2006/math" xmlns:v="urn:schemas-microsoft-com:vml" xmlns:wp14="http://schemas.microsoft.com/office/word/2010/wordprocessingDrawing" xmlns:wp="http://schemas.openxmlformats.org/drawingml/2006/wordprocessingDrawing" xmlns:w10="urn:schemas-microsoft-com:office:word" xmlns:w="http://schemas.openxmlformats.org/wordprocessingml/2006/main" xmlns:w14="http://schemas.microsoft.com/office/word/2010/wordml" xmlns:w15="http://schemas.microsoft.com/office/word/2012/wordml" xmlns:w16se="http://schemas.microsoft.com/office/word/2015/wordml/symex" xmlns:wpg="http://schemas.microsoft.com/office/word/2010/wordprocessingGroup" xmlns:wpi="http://schemas.microsoft.com/office/word/2010/wordprocessingInk" xmlns:wne="http://schemas.microsoft.com/office/word/2006/wordml" xmlns:wps="http://schemas.microsoft.com/office/word/2010/wordprocessingShape" mc:Ignorable="w14 w15 w16se wp14">
+<w:document xmlns:wpc="http://schemas.microsoft.com/office/word/2010/wordprocessingCanvas" xmlns:cx="http://schemas.microsoft.com/office/drawing/2014/chartex" xmlns:cx1="http://schemas.microsoft.com/office/drawing/2015/9/8/chartex" xmlns:mc="http://schemas.openxmlformats.org/markup-compatibility/2006" xmlns:o="urn:schemas-microsoft-com:office:office" xmlns:r="http://schemas.openxmlformats.org/officeDocument/2006/relationships" xmlns:m="http://schemas.openxmlformats.org/officeDocument/2006/math" xmlns:v="urn:schemas-microsoft-com:vml" xmlns:wp14="http://schemas.microsoft.com/office/word/2010/wordprocessingDrawing" xmlns:wp="http://schemas.openxmlformats.org/drawingml/2006/wordprocessingDrawing" xmlns:w10="urn:schemas-microsoft-com:office:word" xmlns:w="http://schemas.openxmlformats.org/wordprocessingml/2006/main" xmlns:w14="http://schemas.microsoft.com/office/word/2010/wordml" xmlns:w15="http://schemas.microsoft.com/office/word/2012/wordml" xmlns:w16se="http://schemas.microsoft.com/office/word/2015/wordml/symex" xmlns:wpg="http://schemas.microsoft.com/office/word/2010/wordprocessingGroup" xmlns:wpi="http://schemas.microsoft.com/office/word/2010/wordprocessingInk" xmlns:wne="http://schemas.microsoft.com/office/word/2006/wordml" xmlns:wps="http://schemas.microsoft.com/office/word/2010/wordprocessingShape" mc:Ignorable="w14 w15 w16se wp14">
   <w:body>
     <w:p>
       <w:pPr>
@@ -853,8 +853,10 @@
           <w:szCs w:val="26"/>
           <w:lang w:eastAsia="zh-CN"/>
         </w:rPr>
-        <w:t>Số 228A Nguyễn Thị Minh Khai, Khu 8, Phường Phú Hòa, Thành phố Thủ Dầu Một, Tỉnh Bình Dương, Việt Nam</w:t>
-      </w:r>
+        <w:t>Số 8, đường Trịnh Hoài Đức, Khu Phố 5, Phường Phú Lợi, TP Hồ Chí Minh, Việt Nam</w:t>
+      </w:r>
+      <w:bookmarkStart w:id="1" w:name="_GoBack"/>
+      <w:bookmarkEnd w:id="1"/>
     </w:p>
     <w:p>
       <w:pPr>
@@ -1142,25 +1144,7 @@
                 <w:szCs w:val="26"/>
                 <w:lang w:eastAsia="zh-CN"/>
               </w:rPr>
-              <w:t xml:space="preserve">Chi tiết: - Gia công khuôn mẫu các loại -Gia công bàn in băng </w:t>
-            </w:r>
-            <w:proofErr w:type="gramStart"/>
-            <w:r>
-              <w:rPr>
-                <w:sz w:val="26"/>
-                <w:szCs w:val="26"/>
-                <w:lang w:eastAsia="zh-CN"/>
-              </w:rPr>
-              <w:t>chuyền ,băng</w:t>
-            </w:r>
-            <w:proofErr w:type="gramEnd"/>
-            <w:r>
-              <w:rPr>
-                <w:sz w:val="26"/>
-                <w:szCs w:val="26"/>
-                <w:lang w:eastAsia="zh-CN"/>
-              </w:rPr>
-              <w:t xml:space="preserve"> tải bồn sấy. - Tiện, phay, bào, hàn, cắt, mài, đục. - Gia công và lắp đặt ngói thép màu</w:t>
+              <w:t>Chi tiết: - Gia công khuôn mẫu các loại -Gia công bàn in băng chuyền ,băng tải bồn sấy. - Tiện, phay, bào, hàn, cắt, mài, đục. - Gia công và lắp đặt ngói thép màu</w:t>
             </w:r>
             <w:r>
               <w:rPr>
@@ -1470,7 +1454,6 @@
                 <w:szCs w:val="26"/>
                 <w:lang w:eastAsia="zh-CN"/>
               </w:rPr>
-              <w:lastRenderedPageBreak/>
               <w:t>4</w:t>
             </w:r>
           </w:p>
@@ -2036,61 +2019,7 @@
                 <w:lang w:eastAsia="zh-CN"/>
               </w:rPr>
               <w:tab/>
-              <w:t xml:space="preserve">Chi </w:t>
-            </w:r>
-            <w:proofErr w:type="gramStart"/>
-            <w:r>
-              <w:rPr>
-                <w:sz w:val="26"/>
-                <w:szCs w:val="26"/>
-                <w:lang w:eastAsia="zh-CN"/>
-              </w:rPr>
-              <w:t>tiết :</w:t>
-            </w:r>
-            <w:proofErr w:type="gramEnd"/>
-            <w:r>
-              <w:rPr>
-                <w:sz w:val="26"/>
-                <w:szCs w:val="26"/>
-                <w:lang w:eastAsia="zh-CN"/>
-              </w:rPr>
-              <w:t xml:space="preserve"> - Bán buôn linh kiện đồ ngũ kim như: Đinh ,Ốc ,Vít,Kéo,Bu lông.. - Bán buôn các loại Dao </w:t>
-            </w:r>
-            <w:proofErr w:type="gramStart"/>
-            <w:r>
-              <w:rPr>
-                <w:sz w:val="26"/>
-                <w:szCs w:val="26"/>
-                <w:lang w:eastAsia="zh-CN"/>
-              </w:rPr>
-              <w:t>Phay,dao</w:t>
-            </w:r>
-            <w:proofErr w:type="gramEnd"/>
-            <w:r>
-              <w:rPr>
-                <w:sz w:val="26"/>
-                <w:szCs w:val="26"/>
-                <w:lang w:eastAsia="zh-CN"/>
-              </w:rPr>
-              <w:t xml:space="preserve"> bào,Dao cắt,Đá cắt,Mũi Khoan ,Mũi Phay,Máy Khoan Tay…. - Bán buôn hoá chất công </w:t>
-            </w:r>
-            <w:proofErr w:type="gramStart"/>
-            <w:r>
-              <w:rPr>
-                <w:sz w:val="26"/>
-                <w:szCs w:val="26"/>
-                <w:lang w:eastAsia="zh-CN"/>
-              </w:rPr>
-              <w:t>nghiệp,Dầu</w:t>
-            </w:r>
-            <w:proofErr w:type="gramEnd"/>
-            <w:r>
-              <w:rPr>
-                <w:sz w:val="26"/>
-                <w:szCs w:val="26"/>
-                <w:lang w:eastAsia="zh-CN"/>
-              </w:rPr>
-              <w:t xml:space="preserve"> công nghiệp. - Bán buôn các loại khuôn trong nghành công nghiệp. - Bán buôn cao su trong ngành </w:t>
+              <w:t xml:space="preserve">Chi tiết : - Bán buôn linh kiện đồ ngũ kim như: Đinh ,Ốc ,Vít,Kéo,Bu lông.. - Bán buôn các loại Dao Phay,dao bào,Dao cắt,Đá cắt,Mũi Khoan ,Mũi Phay,Máy Khoan Tay…. - Bán buôn hoá chất công nghiệp,Dầu công nghiệp. - Bán buôn các loại khuôn trong nghành công nghiệp. - Bán buôn cao su trong ngành </w:t>
             </w:r>
             <w:r>
               <w:rPr>
@@ -2099,79 +2028,7 @@
                 <w:lang w:eastAsia="zh-CN"/>
               </w:rPr>
               <w:lastRenderedPageBreak/>
-              <w:t xml:space="preserve">nông nghiệp. - Bán buôn các thiết bị </w:t>
-            </w:r>
-            <w:proofErr w:type="gramStart"/>
-            <w:r>
-              <w:rPr>
-                <w:sz w:val="26"/>
-                <w:szCs w:val="26"/>
-                <w:lang w:eastAsia="zh-CN"/>
-              </w:rPr>
-              <w:t>điện ,nước</w:t>
-            </w:r>
-            <w:proofErr w:type="gramEnd"/>
-            <w:r>
-              <w:rPr>
-                <w:sz w:val="26"/>
-                <w:szCs w:val="26"/>
-                <w:lang w:eastAsia="zh-CN"/>
-              </w:rPr>
-              <w:t xml:space="preserve"> .Các loại đồ điện gia dụng Công Nghiệp. - Bán buôn các loại ống làm </w:t>
-            </w:r>
-            <w:proofErr w:type="gramStart"/>
-            <w:r>
-              <w:rPr>
-                <w:sz w:val="26"/>
-                <w:szCs w:val="26"/>
-                <w:lang w:eastAsia="zh-CN"/>
-              </w:rPr>
-              <w:t>nhiệt,bát</w:t>
-            </w:r>
-            <w:proofErr w:type="gramEnd"/>
-            <w:r>
-              <w:rPr>
-                <w:sz w:val="26"/>
-                <w:szCs w:val="26"/>
-                <w:lang w:eastAsia="zh-CN"/>
-              </w:rPr>
-              <w:t xml:space="preserve"> nhiệt. - Bán buôn các loại băng </w:t>
-            </w:r>
-            <w:proofErr w:type="gramStart"/>
-            <w:r>
-              <w:rPr>
-                <w:sz w:val="26"/>
-                <w:szCs w:val="26"/>
-                <w:lang w:eastAsia="zh-CN"/>
-              </w:rPr>
-              <w:t>chuyền,bàn</w:t>
-            </w:r>
-            <w:proofErr w:type="gramEnd"/>
-            <w:r>
-              <w:rPr>
-                <w:sz w:val="26"/>
-                <w:szCs w:val="26"/>
-                <w:lang w:eastAsia="zh-CN"/>
-              </w:rPr>
-              <w:t xml:space="preserve"> in… - Bán buôn phụ kiện nén khí - Bán buôn các loại đá mài kim cương - Bán buôn khung nhôm cửa kính . - Bán buôn các phụ liệu ngành may mặc và giày dép. - Bán buôn đồ bảo hộ lao </w:t>
-            </w:r>
-            <w:proofErr w:type="gramStart"/>
-            <w:r>
-              <w:rPr>
-                <w:sz w:val="26"/>
-                <w:szCs w:val="26"/>
-                <w:lang w:eastAsia="zh-CN"/>
-              </w:rPr>
-              <w:t>động ,găng</w:t>
-            </w:r>
-            <w:proofErr w:type="gramEnd"/>
-            <w:r>
-              <w:rPr>
-                <w:sz w:val="26"/>
-                <w:szCs w:val="26"/>
-                <w:lang w:eastAsia="zh-CN"/>
-              </w:rPr>
-              <w:t xml:space="preserve"> tay. - Bán buôn các loại vải da dùng trong ngành giày. - Bán buôn hoá chất sử dụng trong lĩnh vực công nghiệp,chất dẻo dạng nguyên sinh ,bao bì nhựa PVC,PE,PP,giấy nhám,băng keo,keo dán giấy ,dây điện</w:t>
+              <w:t>nông nghiệp. - Bán buôn các thiết bị điện ,nước .Các loại đồ điện gia dụng Công Nghiệp. - Bán buôn các loại ống làm nhiệt,bát nhiệt. - Bán buôn các loại băng chuyền,bàn in… - Bán buôn phụ kiện nén khí - Bán buôn các loại đá mài kim cương - Bán buôn khung nhôm cửa kính . - Bán buôn các phụ liệu ngành may mặc và giày dép. - Bán buôn đồ bảo hộ lao động ,găng tay. - Bán buôn các loại vải da dùng trong ngành giày. - Bán buôn hoá chất sử dụng trong lĩnh vực công nghiệp,chất dẻo dạng nguyên sinh ,bao bì nhựa PVC,PE,PP,giấy nhám,băng keo,keo dán giấy ,dây điện</w:t>
             </w:r>
           </w:p>
         </w:tc>
@@ -2235,7 +2092,6 @@
                 <w:szCs w:val="26"/>
                 <w:lang w:eastAsia="zh-CN"/>
               </w:rPr>
-              <w:lastRenderedPageBreak/>
               <w:t>1</w:t>
             </w:r>
             <w:r>
@@ -2343,8 +2199,6 @@
           <w:szCs w:val="26"/>
         </w:rPr>
       </w:pPr>
-      <w:bookmarkStart w:id="1" w:name="_GoBack"/>
-      <w:bookmarkEnd w:id="1"/>
     </w:p>
     <w:p>
       <w:pPr>
@@ -2517,15 +2371,7 @@
           <w:sz w:val="26"/>
           <w:szCs w:val="26"/>
         </w:rPr>
-        <w:t>16/06/</w:t>
-      </w:r>
-      <w:proofErr w:type="gramStart"/>
-      <w:r>
-        <w:rPr>
-          <w:sz w:val="26"/>
-          <w:szCs w:val="26"/>
-        </w:rPr>
-        <w:t>1998</w:t>
+        <w:t>16/06/1998</w:t>
       </w:r>
       <w:r>
         <w:rPr>
@@ -2549,7 +2395,6 @@
         </w:rPr>
         <w:tab/>
       </w:r>
-      <w:proofErr w:type="gramEnd"/>
       <w:r>
         <w:rPr>
           <w:sz w:val="26"/>
@@ -2800,27 +2645,7 @@
           <w:szCs w:val="26"/>
           <w:lang w:eastAsia="zh-CN"/>
         </w:rPr>
-        <w:t xml:space="preserve">Phường </w:t>
-      </w:r>
-      <w:proofErr w:type="gramStart"/>
-      <w:r>
-        <w:rPr>
-          <w:color w:val="000000"/>
-          <w:sz w:val="26"/>
-          <w:szCs w:val="26"/>
-          <w:lang w:eastAsia="zh-CN"/>
-        </w:rPr>
-        <w:t>An</w:t>
-      </w:r>
-      <w:proofErr w:type="gramEnd"/>
-      <w:r>
-        <w:rPr>
-          <w:color w:val="000000"/>
-          <w:sz w:val="26"/>
-          <w:szCs w:val="26"/>
-          <w:lang w:eastAsia="zh-CN"/>
-        </w:rPr>
-        <w:t xml:space="preserve"> Bình, Huyện Phú Giáo, Tỉnh Bình Dương</w:t>
+        <w:t>Phường An Bình, Huyện Phú Giáo, Tỉnh Bình Dương</w:t>
       </w:r>
       <w:r>
         <w:rPr>
@@ -2877,27 +2702,7 @@
           <w:szCs w:val="26"/>
           <w:lang w:eastAsia="zh-CN"/>
         </w:rPr>
-        <w:t xml:space="preserve">Phường </w:t>
-      </w:r>
-      <w:proofErr w:type="gramStart"/>
-      <w:r>
-        <w:rPr>
-          <w:color w:val="000000"/>
-          <w:sz w:val="26"/>
-          <w:szCs w:val="26"/>
-          <w:lang w:eastAsia="zh-CN"/>
-        </w:rPr>
-        <w:t>An</w:t>
-      </w:r>
-      <w:proofErr w:type="gramEnd"/>
-      <w:r>
-        <w:rPr>
-          <w:color w:val="000000"/>
-          <w:sz w:val="26"/>
-          <w:szCs w:val="26"/>
-          <w:lang w:eastAsia="zh-CN"/>
-        </w:rPr>
-        <w:t xml:space="preserve"> Bình, Huyện Phú Giáo, Tỉnh Bình Dương</w:t>
+        <w:t>Phường An Bình, Huyện Phú Giáo, Tỉnh Bình Dương</w:t>
       </w:r>
       <w:r>
         <w:rPr>
@@ -3837,15 +3642,7 @@
           <w:sz w:val="26"/>
           <w:szCs w:val="26"/>
         </w:rPr>
-        <w:t>16/06/</w:t>
-      </w:r>
-      <w:proofErr w:type="gramStart"/>
-      <w:r>
-        <w:rPr>
-          <w:sz w:val="26"/>
-          <w:szCs w:val="26"/>
-        </w:rPr>
-        <w:t>1998</w:t>
+        <w:t>16/06/1998</w:t>
       </w:r>
       <w:r>
         <w:rPr>
@@ -3869,7 +3666,6 @@
         </w:rPr>
         <w:tab/>
       </w:r>
-      <w:proofErr w:type="gramEnd"/>
       <w:r>
         <w:rPr>
           <w:sz w:val="26"/>
@@ -4087,9 +3883,8 @@
           <w:szCs w:val="26"/>
           <w:lang w:eastAsia="zh-CN"/>
         </w:rPr>
-        <w:t xml:space="preserve">Tổ 4, Ấp Cà </w:t>
-      </w:r>
-      <w:proofErr w:type="gramStart"/>
+        <w:t>Tổ 4, Ấp Cà Na,Phường An Bình, Huyện Phú Giáo, Tỉnh Bình Dương</w:t>
+      </w:r>
       <w:r>
         <w:rPr>
           <w:color w:val="000000"/>
@@ -4097,9 +3892,35 @@
           <w:szCs w:val="26"/>
           <w:lang w:eastAsia="zh-CN"/>
         </w:rPr>
-        <w:t>Na,Phường</w:t>
-      </w:r>
-      <w:proofErr w:type="gramEnd"/>
+        <w:t>, Việt Nam</w:t>
+      </w:r>
+      <w:r>
+        <w:rPr>
+          <w:sz w:val="26"/>
+          <w:szCs w:val="26"/>
+        </w:rPr>
+        <w:t xml:space="preserve"> </w:t>
+      </w:r>
+    </w:p>
+    <w:p>
+      <w:pPr>
+        <w:tabs>
+          <w:tab w:val="left" w:pos="90"/>
+        </w:tabs>
+        <w:ind w:firstLine="360"/>
+        <w:rPr>
+          <w:bCs/>
+          <w:sz w:val="26"/>
+          <w:szCs w:val="26"/>
+        </w:rPr>
+      </w:pPr>
+      <w:r>
+        <w:rPr>
+          <w:sz w:val="26"/>
+          <w:szCs w:val="26"/>
+        </w:rPr>
+        <w:t xml:space="preserve">Địa chỉ liên lạc: </w:t>
+      </w:r>
       <w:r>
         <w:rPr>
           <w:color w:val="000000"/>
@@ -4107,72 +3928,7 @@
           <w:szCs w:val="26"/>
           <w:lang w:eastAsia="zh-CN"/>
         </w:rPr>
-        <w:t xml:space="preserve"> An Bình, Huyện Phú Giáo, Tỉnh Bình Dương</w:t>
-      </w:r>
-      <w:r>
-        <w:rPr>
-          <w:color w:val="000000"/>
-          <w:sz w:val="26"/>
-          <w:szCs w:val="26"/>
-          <w:lang w:eastAsia="zh-CN"/>
-        </w:rPr>
-        <w:t>, Việt Nam</w:t>
-      </w:r>
-      <w:r>
-        <w:rPr>
-          <w:sz w:val="26"/>
-          <w:szCs w:val="26"/>
-        </w:rPr>
-        <w:t xml:space="preserve"> </w:t>
-      </w:r>
-    </w:p>
-    <w:p>
-      <w:pPr>
-        <w:tabs>
-          <w:tab w:val="left" w:pos="90"/>
-        </w:tabs>
-        <w:ind w:firstLine="360"/>
-        <w:rPr>
-          <w:bCs/>
-          <w:sz w:val="26"/>
-          <w:szCs w:val="26"/>
-        </w:rPr>
-      </w:pPr>
-      <w:r>
-        <w:rPr>
-          <w:sz w:val="26"/>
-          <w:szCs w:val="26"/>
-        </w:rPr>
-        <w:t xml:space="preserve">Địa chỉ liên lạc: </w:t>
-      </w:r>
-      <w:r>
-        <w:rPr>
-          <w:color w:val="000000"/>
-          <w:sz w:val="26"/>
-          <w:szCs w:val="26"/>
-          <w:lang w:eastAsia="zh-CN"/>
-        </w:rPr>
-        <w:t xml:space="preserve">Tổ 4, Ấp Cà </w:t>
-      </w:r>
-      <w:proofErr w:type="gramStart"/>
-      <w:r>
-        <w:rPr>
-          <w:color w:val="000000"/>
-          <w:sz w:val="26"/>
-          <w:szCs w:val="26"/>
-          <w:lang w:eastAsia="zh-CN"/>
-        </w:rPr>
-        <w:t>Na,Phường</w:t>
-      </w:r>
-      <w:proofErr w:type="gramEnd"/>
-      <w:r>
-        <w:rPr>
-          <w:color w:val="000000"/>
-          <w:sz w:val="26"/>
-          <w:szCs w:val="26"/>
-          <w:lang w:eastAsia="zh-CN"/>
-        </w:rPr>
-        <w:t xml:space="preserve"> An Bình, Huyện Phú Giáo, Tỉnh Bình Dương</w:t>
+        <w:t>Tổ 4, Ấp Cà Na,Phường An Bình, Huyện Phú Giáo, Tỉnh Bình Dương</w:t>
       </w:r>
       <w:r>
         <w:rPr>
@@ -8204,7 +7960,7 @@
 </file>
 
 <file path=word/endnotes.xml><?xml version="1.0" encoding="utf-8"?>
-<w:endnotes xmlns:wpc="http://schemas.microsoft.com/office/word/2010/wordprocessingCanvas" xmlns:cx="http://schemas.microsoft.com/office/drawing/2014/chartex" xmlns:mc="http://schemas.openxmlformats.org/markup-compatibility/2006" xmlns:o="urn:schemas-microsoft-com:office:office" xmlns:r="http://schemas.openxmlformats.org/officeDocument/2006/relationships" xmlns:m="http://schemas.openxmlformats.org/officeDocument/2006/math" xmlns:v="urn:schemas-microsoft-com:vml" xmlns:wp14="http://schemas.microsoft.com/office/word/2010/wordprocessingDrawing" xmlns:wp="http://schemas.openxmlformats.org/drawingml/2006/wordprocessingDrawing" xmlns:w10="urn:schemas-microsoft-com:office:word" xmlns:w="http://schemas.openxmlformats.org/wordprocessingml/2006/main" xmlns:w14="http://schemas.microsoft.com/office/word/2010/wordml" xmlns:w15="http://schemas.microsoft.com/office/word/2012/wordml" xmlns:w16se="http://schemas.microsoft.com/office/word/2015/wordml/symex" xmlns:wpg="http://schemas.microsoft.com/office/word/2010/wordprocessingGroup" xmlns:wpi="http://schemas.microsoft.com/office/word/2010/wordprocessingInk" xmlns:wne="http://schemas.microsoft.com/office/word/2006/wordml" xmlns:wps="http://schemas.microsoft.com/office/word/2010/wordprocessingShape" mc:Ignorable="w14 w15 w16se wp14">
+<w:endnotes xmlns:wpc="http://schemas.microsoft.com/office/word/2010/wordprocessingCanvas" xmlns:cx="http://schemas.microsoft.com/office/drawing/2014/chartex" xmlns:cx1="http://schemas.microsoft.com/office/drawing/2015/9/8/chartex" xmlns:mc="http://schemas.openxmlformats.org/markup-compatibility/2006" xmlns:o="urn:schemas-microsoft-com:office:office" xmlns:r="http://schemas.openxmlformats.org/officeDocument/2006/relationships" xmlns:m="http://schemas.openxmlformats.org/officeDocument/2006/math" xmlns:v="urn:schemas-microsoft-com:vml" xmlns:wp14="http://schemas.microsoft.com/office/word/2010/wordprocessingDrawing" xmlns:wp="http://schemas.openxmlformats.org/drawingml/2006/wordprocessingDrawing" xmlns:w10="urn:schemas-microsoft-com:office:word" xmlns:w="http://schemas.openxmlformats.org/wordprocessingml/2006/main" xmlns:w14="http://schemas.microsoft.com/office/word/2010/wordml" xmlns:w15="http://schemas.microsoft.com/office/word/2012/wordml" xmlns:w16se="http://schemas.microsoft.com/office/word/2015/wordml/symex" xmlns:wpg="http://schemas.microsoft.com/office/word/2010/wordprocessingGroup" xmlns:wpi="http://schemas.microsoft.com/office/word/2010/wordprocessingInk" xmlns:wne="http://schemas.microsoft.com/office/word/2006/wordml" xmlns:wps="http://schemas.microsoft.com/office/word/2010/wordprocessingShape" mc:Ignorable="w14 w15 w16se wp14">
   <w:endnote w:type="separator" w:id="-1">
     <w:p>
       <w:r>
@@ -8223,7 +7979,7 @@
 </file>
 
 <file path=word/footer1.xml><?xml version="1.0" encoding="utf-8"?>
-<w:ftr xmlns:wpc="http://schemas.microsoft.com/office/word/2010/wordprocessingCanvas" xmlns:cx="http://schemas.microsoft.com/office/drawing/2014/chartex" xmlns:mc="http://schemas.openxmlformats.org/markup-compatibility/2006" xmlns:o="urn:schemas-microsoft-com:office:office" xmlns:r="http://schemas.openxmlformats.org/officeDocument/2006/relationships" xmlns:m="http://schemas.openxmlformats.org/officeDocument/2006/math" xmlns:v="urn:schemas-microsoft-com:vml" xmlns:wp14="http://schemas.microsoft.com/office/word/2010/wordprocessingDrawing" xmlns:wp="http://schemas.openxmlformats.org/drawingml/2006/wordprocessingDrawing" xmlns:w10="urn:schemas-microsoft-com:office:word" xmlns:w="http://schemas.openxmlformats.org/wordprocessingml/2006/main" xmlns:w14="http://schemas.microsoft.com/office/word/2010/wordml" xmlns:w15="http://schemas.microsoft.com/office/word/2012/wordml" xmlns:w16se="http://schemas.microsoft.com/office/word/2015/wordml/symex" xmlns:wpg="http://schemas.microsoft.com/office/word/2010/wordprocessingGroup" xmlns:wpi="http://schemas.microsoft.com/office/word/2010/wordprocessingInk" xmlns:wne="http://schemas.microsoft.com/office/word/2006/wordml" xmlns:wps="http://schemas.microsoft.com/office/word/2010/wordprocessingShape" mc:Ignorable="w14 w15 w16se wp14">
+<w:ftr xmlns:wpc="http://schemas.microsoft.com/office/word/2010/wordprocessingCanvas" xmlns:cx="http://schemas.microsoft.com/office/drawing/2014/chartex" xmlns:cx1="http://schemas.microsoft.com/office/drawing/2015/9/8/chartex" xmlns:mc="http://schemas.openxmlformats.org/markup-compatibility/2006" xmlns:o="urn:schemas-microsoft-com:office:office" xmlns:r="http://schemas.openxmlformats.org/officeDocument/2006/relationships" xmlns:m="http://schemas.openxmlformats.org/officeDocument/2006/math" xmlns:v="urn:schemas-microsoft-com:vml" xmlns:wp14="http://schemas.microsoft.com/office/word/2010/wordprocessingDrawing" xmlns:wp="http://schemas.openxmlformats.org/drawingml/2006/wordprocessingDrawing" xmlns:w10="urn:schemas-microsoft-com:office:word" xmlns:w="http://schemas.openxmlformats.org/wordprocessingml/2006/main" xmlns:w14="http://schemas.microsoft.com/office/word/2010/wordml" xmlns:w15="http://schemas.microsoft.com/office/word/2012/wordml" xmlns:w16se="http://schemas.microsoft.com/office/word/2015/wordml/symex" xmlns:wpg="http://schemas.microsoft.com/office/word/2010/wordprocessingGroup" xmlns:wpi="http://schemas.microsoft.com/office/word/2010/wordprocessingInk" xmlns:wne="http://schemas.microsoft.com/office/word/2006/wordml" xmlns:wps="http://schemas.microsoft.com/office/word/2010/wordprocessingShape" mc:Ignorable="w14 w15 w16se wp14">
   <w:p>
     <w:pPr>
       <w:pStyle w:val="Footer"/>
@@ -8242,7 +7998,7 @@
       <w:rPr>
         <w:noProof/>
       </w:rPr>
-      <w:t>3</w:t>
+      <w:t>13</w:t>
     </w:r>
     <w:r>
       <w:rPr>
@@ -8255,7 +8011,7 @@
 </file>
 
 <file path=word/footnotes.xml><?xml version="1.0" encoding="utf-8"?>
-<w:footnotes xmlns:wpc="http://schemas.microsoft.com/office/word/2010/wordprocessingCanvas" xmlns:cx="http://schemas.microsoft.com/office/drawing/2014/chartex" xmlns:mc="http://schemas.openxmlformats.org/markup-compatibility/2006" xmlns:o="urn:schemas-microsoft-com:office:office" xmlns:r="http://schemas.openxmlformats.org/officeDocument/2006/relationships" xmlns:m="http://schemas.openxmlformats.org/officeDocument/2006/math" xmlns:v="urn:schemas-microsoft-com:vml" xmlns:wp14="http://schemas.microsoft.com/office/word/2010/wordprocessingDrawing" xmlns:wp="http://schemas.openxmlformats.org/drawingml/2006/wordprocessingDrawing" xmlns:w10="urn:schemas-microsoft-com:office:word" xmlns:w="http://schemas.openxmlformats.org/wordprocessingml/2006/main" xmlns:w14="http://schemas.microsoft.com/office/word/2010/wordml" xmlns:w15="http://schemas.microsoft.com/office/word/2012/wordml" xmlns:w16se="http://schemas.microsoft.com/office/word/2015/wordml/symex" xmlns:wpg="http://schemas.microsoft.com/office/word/2010/wordprocessingGroup" xmlns:wpi="http://schemas.microsoft.com/office/word/2010/wordprocessingInk" xmlns:wne="http://schemas.microsoft.com/office/word/2006/wordml" xmlns:wps="http://schemas.microsoft.com/office/word/2010/wordprocessingShape" mc:Ignorable="w14 w15 w16se wp14">
+<w:footnotes xmlns:wpc="http://schemas.microsoft.com/office/word/2010/wordprocessingCanvas" xmlns:cx="http://schemas.microsoft.com/office/drawing/2014/chartex" xmlns:cx1="http://schemas.microsoft.com/office/drawing/2015/9/8/chartex" xmlns:mc="http://schemas.openxmlformats.org/markup-compatibility/2006" xmlns:o="urn:schemas-microsoft-com:office:office" xmlns:r="http://schemas.openxmlformats.org/officeDocument/2006/relationships" xmlns:m="http://schemas.openxmlformats.org/officeDocument/2006/math" xmlns:v="urn:schemas-microsoft-com:vml" xmlns:wp14="http://schemas.microsoft.com/office/word/2010/wordprocessingDrawing" xmlns:wp="http://schemas.openxmlformats.org/drawingml/2006/wordprocessingDrawing" xmlns:w10="urn:schemas-microsoft-com:office:word" xmlns:w="http://schemas.openxmlformats.org/wordprocessingml/2006/main" xmlns:w14="http://schemas.microsoft.com/office/word/2010/wordml" xmlns:w15="http://schemas.microsoft.com/office/word/2012/wordml" xmlns:w16se="http://schemas.microsoft.com/office/word/2015/wordml/symex" xmlns:wpg="http://schemas.microsoft.com/office/word/2010/wordprocessingGroup" xmlns:wpi="http://schemas.microsoft.com/office/word/2010/wordprocessingInk" xmlns:wne="http://schemas.microsoft.com/office/word/2006/wordml" xmlns:wps="http://schemas.microsoft.com/office/word/2010/wordprocessingShape" mc:Ignorable="w14 w15 w16se wp14">
   <w:footnote w:type="separator" w:id="-1">
     <w:p>
       <w:r>
@@ -8274,7 +8030,7 @@
 </file>
 
 <file path=word/header1.xml><?xml version="1.0" encoding="utf-8"?>
-<w:hdr xmlns:wpc="http://schemas.microsoft.com/office/word/2010/wordprocessingCanvas" xmlns:cx="http://schemas.microsoft.com/office/drawing/2014/chartex" xmlns:mc="http://schemas.openxmlformats.org/markup-compatibility/2006" xmlns:o="urn:schemas-microsoft-com:office:office" xmlns:r="http://schemas.openxmlformats.org/officeDocument/2006/relationships" xmlns:m="http://schemas.openxmlformats.org/officeDocument/2006/math" xmlns:v="urn:schemas-microsoft-com:vml" xmlns:wp14="http://schemas.microsoft.com/office/word/2010/wordprocessingDrawing" xmlns:wp="http://schemas.openxmlformats.org/drawingml/2006/wordprocessingDrawing" xmlns:w10="urn:schemas-microsoft-com:office:word" xmlns:w="http://schemas.openxmlformats.org/wordprocessingml/2006/main" xmlns:w14="http://schemas.microsoft.com/office/word/2010/wordml" xmlns:w15="http://schemas.microsoft.com/office/word/2012/wordml" xmlns:w16se="http://schemas.microsoft.com/office/word/2015/wordml/symex" xmlns:wpg="http://schemas.microsoft.com/office/word/2010/wordprocessingGroup" xmlns:wpi="http://schemas.microsoft.com/office/word/2010/wordprocessingInk" xmlns:wne="http://schemas.microsoft.com/office/word/2006/wordml" xmlns:wps="http://schemas.microsoft.com/office/word/2010/wordprocessingShape" mc:Ignorable="w14 w15 w16se wp14">
+<w:hdr xmlns:wpc="http://schemas.microsoft.com/office/word/2010/wordprocessingCanvas" xmlns:cx="http://schemas.microsoft.com/office/drawing/2014/chartex" xmlns:cx1="http://schemas.microsoft.com/office/drawing/2015/9/8/chartex" xmlns:mc="http://schemas.openxmlformats.org/markup-compatibility/2006" xmlns:o="urn:schemas-microsoft-com:office:office" xmlns:r="http://schemas.openxmlformats.org/officeDocument/2006/relationships" xmlns:m="http://schemas.openxmlformats.org/officeDocument/2006/math" xmlns:v="urn:schemas-microsoft-com:vml" xmlns:wp14="http://schemas.microsoft.com/office/word/2010/wordprocessingDrawing" xmlns:wp="http://schemas.openxmlformats.org/drawingml/2006/wordprocessingDrawing" xmlns:w10="urn:schemas-microsoft-com:office:word" xmlns:w="http://schemas.openxmlformats.org/wordprocessingml/2006/main" xmlns:w14="http://schemas.microsoft.com/office/word/2010/wordml" xmlns:w15="http://schemas.microsoft.com/office/word/2012/wordml" xmlns:w16se="http://schemas.microsoft.com/office/word/2015/wordml/symex" xmlns:wpg="http://schemas.microsoft.com/office/word/2010/wordprocessingGroup" xmlns:wpi="http://schemas.microsoft.com/office/word/2010/wordprocessingInk" xmlns:wne="http://schemas.microsoft.com/office/word/2006/wordml" xmlns:wps="http://schemas.microsoft.com/office/word/2010/wordprocessingShape" mc:Ignorable="w14 w15 w16se wp14">
   <w:p>
     <w:pPr>
       <w:pStyle w:val="Header"/>
@@ -8327,7 +8083,7 @@
 </file>
 
 <file path=word/header2.xml><?xml version="1.0" encoding="utf-8"?>
-<w:hdr xmlns:wpc="http://schemas.microsoft.com/office/word/2010/wordprocessingCanvas" xmlns:cx="http://schemas.microsoft.com/office/drawing/2014/chartex" xmlns:mc="http://schemas.openxmlformats.org/markup-compatibility/2006" xmlns:o="urn:schemas-microsoft-com:office:office" xmlns:r="http://schemas.openxmlformats.org/officeDocument/2006/relationships" xmlns:m="http://schemas.openxmlformats.org/officeDocument/2006/math" xmlns:v="urn:schemas-microsoft-com:vml" xmlns:wp14="http://schemas.microsoft.com/office/word/2010/wordprocessingDrawing" xmlns:wp="http://schemas.openxmlformats.org/drawingml/2006/wordprocessingDrawing" xmlns:w10="urn:schemas-microsoft-com:office:word" xmlns:w="http://schemas.openxmlformats.org/wordprocessingml/2006/main" xmlns:w14="http://schemas.microsoft.com/office/word/2010/wordml" xmlns:w15="http://schemas.microsoft.com/office/word/2012/wordml" xmlns:w16se="http://schemas.microsoft.com/office/word/2015/wordml/symex" xmlns:wpg="http://schemas.microsoft.com/office/word/2010/wordprocessingGroup" xmlns:wpi="http://schemas.microsoft.com/office/word/2010/wordprocessingInk" xmlns:wne="http://schemas.microsoft.com/office/word/2006/wordml" xmlns:wps="http://schemas.microsoft.com/office/word/2010/wordprocessingShape" mc:Ignorable="w14 w15 w16se wp14">
+<w:hdr xmlns:wpc="http://schemas.microsoft.com/office/word/2010/wordprocessingCanvas" xmlns:cx="http://schemas.microsoft.com/office/drawing/2014/chartex" xmlns:cx1="http://schemas.microsoft.com/office/drawing/2015/9/8/chartex" xmlns:mc="http://schemas.openxmlformats.org/markup-compatibility/2006" xmlns:o="urn:schemas-microsoft-com:office:office" xmlns:r="http://schemas.openxmlformats.org/officeDocument/2006/relationships" xmlns:m="http://schemas.openxmlformats.org/officeDocument/2006/math" xmlns:v="urn:schemas-microsoft-com:vml" xmlns:wp14="http://schemas.microsoft.com/office/word/2010/wordprocessingDrawing" xmlns:wp="http://schemas.openxmlformats.org/drawingml/2006/wordprocessingDrawing" xmlns:w10="urn:schemas-microsoft-com:office:word" xmlns:w="http://schemas.openxmlformats.org/wordprocessingml/2006/main" xmlns:w14="http://schemas.microsoft.com/office/word/2010/wordml" xmlns:w15="http://schemas.microsoft.com/office/word/2012/wordml" xmlns:w16se="http://schemas.microsoft.com/office/word/2015/wordml/symex" xmlns:wpg="http://schemas.microsoft.com/office/word/2010/wordprocessingGroup" xmlns:wpi="http://schemas.microsoft.com/office/word/2010/wordprocessingInk" xmlns:wne="http://schemas.microsoft.com/office/word/2006/wordml" xmlns:wps="http://schemas.microsoft.com/office/word/2010/wordprocessingShape" mc:Ignorable="w14 w15 w16se wp14">
   <w:p>
     <w:pPr>
       <w:pStyle w:val="Header"/>
@@ -8385,7 +8141,7 @@
 </file>
 
 <file path=word/numbering.xml><?xml version="1.0" encoding="utf-8"?>
-<w:numbering xmlns:wpc="http://schemas.microsoft.com/office/word/2010/wordprocessingCanvas" xmlns:cx="http://schemas.microsoft.com/office/drawing/2014/chartex" xmlns:mc="http://schemas.openxmlformats.org/markup-compatibility/2006" xmlns:o="urn:schemas-microsoft-com:office:office" xmlns:r="http://schemas.openxmlformats.org/officeDocument/2006/relationships" xmlns:m="http://schemas.openxmlformats.org/officeDocument/2006/math" xmlns:v="urn:schemas-microsoft-com:vml" xmlns:wp14="http://schemas.microsoft.com/office/word/2010/wordprocessingDrawing" xmlns:wp="http://schemas.openxmlformats.org/drawingml/2006/wordprocessingDrawing" xmlns:w10="urn:schemas-microsoft-com:office:word" xmlns:w="http://schemas.openxmlformats.org/wordprocessingml/2006/main" xmlns:w14="http://schemas.microsoft.com/office/word/2010/wordml" xmlns:w15="http://schemas.microsoft.com/office/word/2012/wordml" xmlns:w16se="http://schemas.microsoft.com/office/word/2015/wordml/symex" xmlns:wpg="http://schemas.microsoft.com/office/word/2010/wordprocessingGroup" xmlns:wpi="http://schemas.microsoft.com/office/word/2010/wordprocessingInk" xmlns:wne="http://schemas.microsoft.com/office/word/2006/wordml" xmlns:wps="http://schemas.microsoft.com/office/word/2010/wordprocessingShape" mc:Ignorable="w14 w15 w16se wp14">
+<w:numbering xmlns:wpc="http://schemas.microsoft.com/office/word/2010/wordprocessingCanvas" xmlns:cx="http://schemas.microsoft.com/office/drawing/2014/chartex" xmlns:cx1="http://schemas.microsoft.com/office/drawing/2015/9/8/chartex" xmlns:mc="http://schemas.openxmlformats.org/markup-compatibility/2006" xmlns:o="urn:schemas-microsoft-com:office:office" xmlns:r="http://schemas.openxmlformats.org/officeDocument/2006/relationships" xmlns:m="http://schemas.openxmlformats.org/officeDocument/2006/math" xmlns:v="urn:schemas-microsoft-com:vml" xmlns:wp14="http://schemas.microsoft.com/office/word/2010/wordprocessingDrawing" xmlns:wp="http://schemas.openxmlformats.org/drawingml/2006/wordprocessingDrawing" xmlns:w10="urn:schemas-microsoft-com:office:word" xmlns:w="http://schemas.openxmlformats.org/wordprocessingml/2006/main" xmlns:w14="http://schemas.microsoft.com/office/word/2010/wordml" xmlns:w15="http://schemas.microsoft.com/office/word/2012/wordml" xmlns:w16se="http://schemas.microsoft.com/office/word/2015/wordml/symex" xmlns:wpg="http://schemas.microsoft.com/office/word/2010/wordprocessingGroup" xmlns:wpi="http://schemas.microsoft.com/office/word/2010/wordprocessingInk" xmlns:wne="http://schemas.microsoft.com/office/word/2006/wordml" xmlns:wps="http://schemas.microsoft.com/office/word/2010/wordprocessingShape" mc:Ignorable="w14 w15 w16se wp14">
   <w:abstractNum w:abstractNumId="0" w15:restartNumberingAfterBreak="0">
     <w:nsid w:val="0F3757BD"/>
     <w:multiLevelType w:val="hybridMultilevel"/>
